--- a/paper/submissions/journals/computational_brain_and_behavior/COVER_LETTER.docx
+++ b/paper/submissions/journals/computational_brain_and_behavior/COVER_LETTER.docx
@@ -17,12 +17,6 @@
       </w:pPr>
       <w:r>
         <w:t xml:space="preserve">Aayush Gandhi</w:t>
-      </w:r>
-      <w:r>
-        <w:t xml:space="preserve"> </w:t>
-      </w:r>
-      <w:r>
-        <w:t xml:space="preserve">Independent researcher</w:t>
       </w:r>
       <w:r>
         <w:t xml:space="preserve"> </w:t>
